--- a/products-storage/08-pto-bez-zamechaniy/10-sravnitelnaya-tablica.docx
+++ b/products-storage/08-pto-bez-zamechaniy/10-sravnitelnaya-tablica.docx
@@ -463,7 +463,7 @@
     <w:p>
       <w:r>
         <w:br/>
-        <w:t>Стоимость полного комплекта: 14 900 - 19 900 ₽</w:t>
+        <w:t>Стоимость комплекта: 2 990 ₽</w:t>
         <w:br/>
         <w:t>Стоимость месяца блокировки оплаты: упущенная выгода + пени к банку + риск срыва графика.</w:t>
         <w:br/>
